--- a/tillsyn/A 18009-2023 tillsynsbegäran.docx
+++ b/tillsyn/A 18009-2023 tillsynsbegäran.docx
@@ -370,7 +370,7 @@
     <w:r>
       <w:tab/>
       <w:tab/>
-      <w:t>2026-06-18</w:t>
+      <w:t>2026-06-19</w:t>
       <w:br/>
       <w:br/>
     </w:r>

--- a/tillsyn/A 18009-2023 tillsynsbegäran.docx
+++ b/tillsyn/A 18009-2023 tillsynsbegäran.docx
@@ -370,7 +370,7 @@
     <w:r>
       <w:tab/>
       <w:tab/>
-      <w:t>2026-06-19</w:t>
+      <w:t>2026-06-20</w:t>
       <w:br/>
       <w:br/>
     </w:r>

--- a/tillsyn/A 18009-2023 tillsynsbegäran.docx
+++ b/tillsyn/A 18009-2023 tillsynsbegäran.docx
@@ -12,10 +12,7 @@
     </w:p>
     <w:p>
       <w:r>
-        <w:t>Detta dokument behandlar höga naturvärden i avverkningsanmälan A 18009-2023 i Orsa kommun som inkom 2023-04-24 och omfattar 5,8 ha.</w:t>
-      </w:r>
-      <w:r>
-        <w:t xml:space="preserve"> I Figur 1 visas fyndplatser för naturvårdsarter i området, som finns registrerade på Artportalen.</w:t>
+        <w:t>Denna tillsynsbegäran behandlar höga naturvärden i avverkningsanmälan A 18009-2023 i Orsa kommun som inkom 2023-04-24 och omfattar 5,8 ha.</w:t>
       </w:r>
     </w:p>
     <w:p>
@@ -25,7 +22,7 @@
       <w:r>
         <w:drawing>
           <wp:inline xmlns:a="http://schemas.openxmlformats.org/drawingml/2006/main" xmlns:pic="http://schemas.openxmlformats.org/drawingml/2006/picture">
-            <wp:extent cx="4779093" cy="5688000"/>
+            <wp:extent cx="4809340" cy="5724000"/>
             <wp:docPr id="1" name="Picture 1"/>
             <wp:cNvGraphicFramePr>
               <a:graphicFrameLocks noChangeAspect="1"/>
@@ -46,7 +43,7 @@
                   <pic:spPr>
                     <a:xfrm>
                       <a:off x="0" y="0"/>
-                      <a:ext cx="4779093" cy="5688000"/>
+                      <a:ext cx="4809340" cy="5724000"/>
                     </a:xfrm>
                     <a:prstGeom prst="rect"/>
                   </pic:spPr>
@@ -63,7 +60,20 @@
         <w:spacing w:after="240"/>
       </w:pPr>
       <w:r>
-        <w:t>Figur 1. Fyndplatser för naturvårdsarter i och inom 23 meter från avverkningsanmälan (röd linje). Inom parentes anges rödlistekategorier, S för signalarter, Tför typiska arter och fridlysningsparagrafer i artskyddsförordningen.Markörer utan svart kant är placerade på fyndplatsen. Markörer med svart kant är placerade vid sidan av fyndplatsen och har ett svart streck som visar fyndplatsens exakta position. Kartans mittpunktskoordinat är N 6782672, E 495435 i SWEREF 99 TM.</w:t>
+        <w:t>Figur 1. Fyndplatser för naturvårdsarter i och inom 23 meter från avverkningsanmälan. Markörer utan svart kant är placerade på fyndplatsen. Markörer med svart kant är placerade vid sidan av fyndplatsen har ett svart streck som visar fyndplatsens exakta position. Kartans mittpunktskoordinat är N 6782672, E 495435 i SWEREF 99 TM.</w:t>
+      </w:r>
+    </w:p>
+    <w:p>
+      <w:r>
+        <w:t>I och inom 23 meter från avverkningsanmälan finns fynd av 4 naturvårdsarter, varav 3 är fridlysta, 3 är typiska (T) och 2 är signalarter (S): guckusko (S, T, §7), tibast (S, T), blåsippa (T, §9) och fläcknycklar (§8). Se Figur 1.</w:t>
+      </w:r>
+    </w:p>
+    <w:p>
+      <w:pPr>
+        <w:pStyle w:val="Heading1"/>
+      </w:pPr>
+      <w:r>
+        <w:t>Tillsynsbegäran</w:t>
       </w:r>
     </w:p>
     <w:p>
@@ -77,39 +87,56 @@
       </w:r>
     </w:p>
     <w:p>
-      <w:r>
-        <w:t>Nedan beskrivs fynd av naturvårdsarter och fridlysta arter som gjorts i det avverkningsanmälda området. I BILAGA 1 finns artfakta om fridlysta arter.</w:t>
-      </w:r>
-    </w:p>
-    <w:p>
       <w:pPr>
         <w:pStyle w:val="Heading1"/>
       </w:pPr>
       <w:r>
-        <w:t>Naturvårdsarter</w:t>
+        <w:t>Naturvårdsarter och fridlysta arter</w:t>
       </w:r>
     </w:p>
     <w:p>
       <w:r>
-        <w:t>I och inom 23 meter från avverkningsanmälan har följande 4 naturvårdsarter hittats: guckusko (S, T, §7), tibast (S, T), blåsippa (T, §9) och fläcknycklar (§8). Arter som är signalarter enligt Skogsstyrelsen har markerats med (S). Typiska arter inom Natura 2000 som är kopplade till skogsekosystem har markerats med (T). För fridlysta arter anges även paragrafen i Artskyddsförordningen som arten är fridlyst enligt.</w:t>
+        <w:t>Nedan följer beskrivningar av de naturvårdsarter och fridlysta arter som har sina livsmiljöer och växtplatser i den avverkningsanmälda skogen. Se även ytterligare artfakta i BILAGA 1. De påträffade naturvårdsarterna är ett tydligt kvitto på att det rör sig om en skog med höga naturvärden.</w:t>
       </w:r>
     </w:p>
     <w:p>
       <w:r>
-        <w:t>De påträffade naturvårdsarterna är ett tydligt kvitto på att det rör sig om en skog med höga naturvärden.</w:t>
+        <w:rPr>
+          <w:b/>
+        </w:rPr>
+        <w:t>Guckusko (§7)</w:t>
       </w:r>
-    </w:p>
-    <w:p>
-      <w:pPr>
-        <w:pStyle w:val="Heading2"/>
-      </w:pPr>
       <w:r>
-        <w:t>Fridlysta arter</w:t>
+        <w:t xml:space="preserve"> omfattas av EU:s art- och habitatdirektiv och är fridlyst enligt §7 Artskyddsförordningen (bilaga 1) vilket innebär att hela dess livsmiljö ska bevaras. Guckusko är beroende av hög och jämn luftfuktighet i gamla, ostörda skogsmiljöer och är känslig för snabba förändringar av ljus-/vindförhållanden eller uttorkning. Den förekommer främst i skogar som inte påverkats av kraftig störning, till exempel slutavverkning, markberedning, körskador, gödsling eller dikning. Guckusko är rödlistad som nära hotad (NT) i den europeiska rödlistan och Sverige hyser mer än halva den beräknade populationen av arten i EU, vilket innebär att vi har ett internationellt ansvar för arten. Guckusko är typisk art för </w:t>
+      </w:r>
+      <w:r>
+        <w:rPr>
+          <w:i/>
+        </w:rPr>
+        <w:t>9050 Näringsrik granskog</w:t>
+      </w:r>
+      <w:r>
+        <w:t xml:space="preserve"> (SLU Artdatabanken, 2021; IUCN, 2011).</w:t>
       </w:r>
     </w:p>
     <w:p>
       <w:r>
-        <w:t>Följande fridlysta arter har sina livsmiljöer och växtplatser i den avverkningsanmälda skogen: guckusko (S, T, §7), blåsippa (T, §9) och fläcknycklar (§8).</w:t>
+        <w:rPr>
+          <w:b/>
+        </w:rPr>
+        <w:t>Tibast</w:t>
+      </w:r>
+      <w:r>
+        <w:t xml:space="preserve"> är en kalkgynnad buske som växer på mullrik, frisk eller svagt fuktig mark, exempelvis i gamla kalkgranskogar, lövträdslundar, varma källpåverkade sluttningar och exklusiva biotoper kopplade till vattendrag. Förekomster i gammal skog visar på höga naturvärden och bör alltid noteras i samband med naturvärdesinventeringar. Tibast är typisk art för </w:t>
+      </w:r>
+      <w:r>
+        <w:rPr>
+          <w:i/>
+        </w:rPr>
+        <w:t>9050 Näringsrik granskog</w:t>
+      </w:r>
+      <w:r>
+        <w:t xml:space="preserve"> och värdväxt för de två fjärilsarterna större tibastmal och brun tibastmal (CR) (SLU Artdatabanken, 2024; Nitare &amp; Skogsstyrelsen, 2019).</w:t>
       </w:r>
     </w:p>
     <w:p>
@@ -139,59 +166,6 @@
       </w:r>
       <w:r>
         <w:t xml:space="preserve"> (SLU Artdatabanken, 2025).</w:t>
-      </w:r>
-    </w:p>
-    <w:p>
-      <w:r>
-        <w:rPr>
-          <w:b/>
-        </w:rPr>
-        <w:t>Guckusko (§7)</w:t>
-      </w:r>
-      <w:r>
-        <w:t xml:space="preserve"> omfattas av EU:s art- och habitatdirektiv och är fridlyst enligt §7 Artskyddsförordningen (bilaga 1) vilket innebär att hela dess livsmiljö ska bevaras. Guckusko är beroende av hög och jämn luftfuktighet i gamla, ostörda skogsmiljöer och är känslig för snabba förändringar av ljus-/vindförhållanden eller uttorkning. Den förekommer främst i skogar som inte påverkats av kraftig störning, till exempel slutavverkning, markberedning, körskador, gödsling eller dikning. Guckusko är rödlistad som nära hotad (NT) i den europeiska rödlistan och Sverige hyser mer än halva den beräknade populationen av arten i EU, vilket innebär att vi har ett internationellt ansvar för arten. Guckusko är typisk art för </w:t>
-      </w:r>
-      <w:r>
-        <w:rPr>
-          <w:i/>
-        </w:rPr>
-        <w:t>9050 Näringsrik granskog</w:t>
-      </w:r>
-      <w:r>
-        <w:t xml:space="preserve"> (SLU Artdatabanken, 2021; IUCN, 2011).</w:t>
-      </w:r>
-    </w:p>
-    <w:p>
-      <w:r>
-        <w:t>I BILAGA 1 finns mer detaljerad information om ekologi samt krav på livsmiljö hos fridlysta arter.</w:t>
-      </w:r>
-    </w:p>
-    <w:p>
-      <w:pPr>
-        <w:pStyle w:val="Heading2"/>
-      </w:pPr>
-      <w:r>
-        <w:t>Övriga naturvårdsarter</w:t>
-      </w:r>
-    </w:p>
-    <w:p>
-      <w:r>
-        <w:rPr>
-          <w:b/>
-        </w:rPr>
-        <w:t>Tibast</w:t>
-      </w:r>
-      <w:r>
-        <w:t xml:space="preserve"> är en kalkgynnad buske som växer på mullrik, frisk eller svagt fuktig mark, exempelvis i gamla kalkgranskogar, lövträdslundar, varma källpåverkade sluttningar och exklusiva biotoper kopplade till vattendrag. Förekomster i gammal skog visar på höga naturvärden och bör alltid noteras i samband med naturvärdesinventeringar. Tibast är typisk art för </w:t>
-      </w:r>
-      <w:r>
-        <w:rPr>
-          <w:i/>
-        </w:rPr>
-        <w:t>9050 Näringsrik granskog</w:t>
-      </w:r>
-      <w:r>
-        <w:t xml:space="preserve"> och värdväxt för de två fjärilsarterna större tibastmal och brun tibastmal (CR) (SLU Artdatabanken, 2024; Nitare &amp; Skogsstyrelsen, 2019).</w:t>
       </w:r>
     </w:p>
     <w:p>
@@ -370,7 +344,7 @@
     <w:r>
       <w:tab/>
       <w:tab/>
-      <w:t>2026-06-20</w:t>
+      <w:t>2026-06-21</w:t>
       <w:br/>
       <w:br/>
     </w:r>

--- a/tillsyn/A 18009-2023 tillsynsbegäran.docx
+++ b/tillsyn/A 18009-2023 tillsynsbegäran.docx
@@ -344,7 +344,7 @@
     <w:r>
       <w:tab/>
       <w:tab/>
-      <w:t>2026-06-21</w:t>
+      <w:t>2026-06-22</w:t>
       <w:br/>
       <w:br/>
     </w:r>

--- a/tillsyn/A 18009-2023 tillsynsbegäran.docx
+++ b/tillsyn/A 18009-2023 tillsynsbegäran.docx
@@ -344,7 +344,7 @@
     <w:r>
       <w:tab/>
       <w:tab/>
-      <w:t>2026-06-22</w:t>
+      <w:t>2026-06-23</w:t>
       <w:br/>
       <w:br/>
     </w:r>

--- a/tillsyn/A 18009-2023 tillsynsbegäran.docx
+++ b/tillsyn/A 18009-2023 tillsynsbegäran.docx
@@ -344,7 +344,7 @@
     <w:r>
       <w:tab/>
       <w:tab/>
-      <w:t>2026-06-23</w:t>
+      <w:t>2026-06-24</w:t>
       <w:br/>
       <w:br/>
     </w:r>

--- a/tillsyn/A 18009-2023 tillsynsbegäran.docx
+++ b/tillsyn/A 18009-2023 tillsynsbegäran.docx
@@ -344,7 +344,7 @@
     <w:r>
       <w:tab/>
       <w:tab/>
-      <w:t>2026-06-24</w:t>
+      <w:t>2026-06-25</w:t>
       <w:br/>
       <w:br/>
     </w:r>

--- a/tillsyn/A 18009-2023 tillsynsbegäran.docx
+++ b/tillsyn/A 18009-2023 tillsynsbegäran.docx
@@ -344,7 +344,7 @@
     <w:r>
       <w:tab/>
       <w:tab/>
-      <w:t>2026-06-25</w:t>
+      <w:t>2026-06-26</w:t>
       <w:br/>
       <w:br/>
     </w:r>

--- a/tillsyn/A 18009-2023 tillsynsbegäran.docx
+++ b/tillsyn/A 18009-2023 tillsynsbegäran.docx
@@ -344,7 +344,7 @@
     <w:r>
       <w:tab/>
       <w:tab/>
-      <w:t>2026-06-26</w:t>
+      <w:t>2026-06-27</w:t>
       <w:br/>
       <w:br/>
     </w:r>

--- a/tillsyn/A 18009-2023 tillsynsbegäran.docx
+++ b/tillsyn/A 18009-2023 tillsynsbegäran.docx
@@ -344,7 +344,7 @@
     <w:r>
       <w:tab/>
       <w:tab/>
-      <w:t>2026-06-27</w:t>
+      <w:t>2026-06-28</w:t>
       <w:br/>
       <w:br/>
     </w:r>

--- a/tillsyn/A 18009-2023 tillsynsbegäran.docx
+++ b/tillsyn/A 18009-2023 tillsynsbegäran.docx
@@ -344,7 +344,7 @@
     <w:r>
       <w:tab/>
       <w:tab/>
-      <w:t>2026-06-28</w:t>
+      <w:t>2026-06-29</w:t>
       <w:br/>
       <w:br/>
     </w:r>

--- a/tillsyn/A 18009-2023 tillsynsbegäran.docx
+++ b/tillsyn/A 18009-2023 tillsynsbegäran.docx
@@ -344,7 +344,7 @@
     <w:r>
       <w:tab/>
       <w:tab/>
-      <w:t>2026-06-29</w:t>
+      <w:t>2026-06-30</w:t>
       <w:br/>
       <w:br/>
     </w:r>

--- a/tillsyn/A 18009-2023 tillsynsbegäran.docx
+++ b/tillsyn/A 18009-2023 tillsynsbegäran.docx
@@ -344,7 +344,7 @@
     <w:r>
       <w:tab/>
       <w:tab/>
-      <w:t>2026-06-30</w:t>
+      <w:t>2026-07-01</w:t>
       <w:br/>
       <w:br/>
     </w:r>

--- a/tillsyn/A 18009-2023 tillsynsbegäran.docx
+++ b/tillsyn/A 18009-2023 tillsynsbegäran.docx
@@ -344,7 +344,7 @@
     <w:r>
       <w:tab/>
       <w:tab/>
-      <w:t>2026-07-01</w:t>
+      <w:t>2026-07-02</w:t>
       <w:br/>
       <w:br/>
     </w:r>

--- a/tillsyn/A 18009-2023 tillsynsbegäran.docx
+++ b/tillsyn/A 18009-2023 tillsynsbegäran.docx
@@ -344,7 +344,7 @@
     <w:r>
       <w:tab/>
       <w:tab/>
-      <w:t>2026-07-13</w:t>
+      <w:t>2026-07-14</w:t>
       <w:br/>
       <w:br/>
     </w:r>

--- a/tillsyn/A 18009-2023 tillsynsbegäran.docx
+++ b/tillsyn/A 18009-2023 tillsynsbegäran.docx
@@ -344,7 +344,7 @@
     <w:r>
       <w:tab/>
       <w:tab/>
-      <w:t>2026-07-14</w:t>
+      <w:t>2026-07-15</w:t>
       <w:br/>
       <w:br/>
     </w:r>

--- a/tillsyn/A 18009-2023 tillsynsbegäran.docx
+++ b/tillsyn/A 18009-2023 tillsynsbegäran.docx
@@ -344,7 +344,7 @@
     <w:r>
       <w:tab/>
       <w:tab/>
-      <w:t>2026-07-15</w:t>
+      <w:t>2026-07-16</w:t>
       <w:br/>
       <w:br/>
     </w:r>

--- a/tillsyn/A 18009-2023 tillsynsbegäran.docx
+++ b/tillsyn/A 18009-2023 tillsynsbegäran.docx
@@ -344,7 +344,7 @@
     <w:r>
       <w:tab/>
       <w:tab/>
-      <w:t>2026-07-16</w:t>
+      <w:t>2026-07-17</w:t>
       <w:br/>
       <w:br/>
     </w:r>

--- a/tillsyn/A 18009-2023 tillsynsbegäran.docx
+++ b/tillsyn/A 18009-2023 tillsynsbegäran.docx
@@ -344,7 +344,7 @@
     <w:r>
       <w:tab/>
       <w:tab/>
-      <w:t>2026-07-17</w:t>
+      <w:t>2026-07-18</w:t>
       <w:br/>
       <w:br/>
     </w:r>

--- a/tillsyn/A 18009-2023 tillsynsbegäran.docx
+++ b/tillsyn/A 18009-2023 tillsynsbegäran.docx
@@ -344,7 +344,7 @@
     <w:r>
       <w:tab/>
       <w:tab/>
-      <w:t>2026-07-18</w:t>
+      <w:t>2026-07-19</w:t>
       <w:br/>
       <w:br/>
     </w:r>

--- a/tillsyn/A 18009-2023 tillsynsbegäran.docx
+++ b/tillsyn/A 18009-2023 tillsynsbegäran.docx
@@ -344,7 +344,7 @@
     <w:r>
       <w:tab/>
       <w:tab/>
-      <w:t>2026-07-19</w:t>
+      <w:t>2026-07-20</w:t>
       <w:br/>
       <w:br/>
     </w:r>

--- a/tillsyn/A 18009-2023 tillsynsbegäran.docx
+++ b/tillsyn/A 18009-2023 tillsynsbegäran.docx
@@ -344,7 +344,7 @@
     <w:r>
       <w:tab/>
       <w:tab/>
-      <w:t>2026-07-20</w:t>
+      <w:t>2026-07-21</w:t>
       <w:br/>
       <w:br/>
     </w:r>

--- a/tillsyn/A 18009-2023 tillsynsbegäran.docx
+++ b/tillsyn/A 18009-2023 tillsynsbegäran.docx
@@ -344,7 +344,7 @@
     <w:r>
       <w:tab/>
       <w:tab/>
-      <w:t>2026-07-21</w:t>
+      <w:t>2026-07-22</w:t>
       <w:br/>
       <w:br/>
     </w:r>

--- a/tillsyn/A 18009-2023 tillsynsbegäran.docx
+++ b/tillsyn/A 18009-2023 tillsynsbegäran.docx
@@ -344,7 +344,7 @@
     <w:r>
       <w:tab/>
       <w:tab/>
-      <w:t>2026-07-22</w:t>
+      <w:t>2026-07-23</w:t>
       <w:br/>
       <w:br/>
     </w:r>

--- a/tillsyn/A 18009-2023 tillsynsbegäran.docx
+++ b/tillsyn/A 18009-2023 tillsynsbegäran.docx
@@ -344,7 +344,7 @@
     <w:r>
       <w:tab/>
       <w:tab/>
-      <w:t>2026-07-23</w:t>
+      <w:t>2026-07-24</w:t>
       <w:br/>
       <w:br/>
     </w:r>

--- a/tillsyn/A 18009-2023 tillsynsbegäran.docx
+++ b/tillsyn/A 18009-2023 tillsynsbegäran.docx
@@ -344,7 +344,7 @@
     <w:r>
       <w:tab/>
       <w:tab/>
-      <w:t>2026-07-24</w:t>
+      <w:t>2026-07-25</w:t>
       <w:br/>
       <w:br/>
     </w:r>

--- a/tillsyn/A 18009-2023 tillsynsbegäran.docx
+++ b/tillsyn/A 18009-2023 tillsynsbegäran.docx
@@ -344,7 +344,7 @@
     <w:r>
       <w:tab/>
       <w:tab/>
-      <w:t>2026-07-25</w:t>
+      <w:t>2026-07-26</w:t>
       <w:br/>
       <w:br/>
     </w:r>

--- a/tillsyn/A 18009-2023 tillsynsbegäran.docx
+++ b/tillsyn/A 18009-2023 tillsynsbegäran.docx
@@ -344,7 +344,7 @@
     <w:r>
       <w:tab/>
       <w:tab/>
-      <w:t>2026-07-26</w:t>
+      <w:t>2026-07-27</w:t>
       <w:br/>
       <w:br/>
     </w:r>

--- a/tillsyn/A 18009-2023 tillsynsbegäran.docx
+++ b/tillsyn/A 18009-2023 tillsynsbegäran.docx
@@ -344,7 +344,7 @@
     <w:r>
       <w:tab/>
       <w:tab/>
-      <w:t>2026-07-27</w:t>
+      <w:t>2026-07-28</w:t>
       <w:br/>
       <w:br/>
     </w:r>

--- a/tillsyn/A 18009-2023 tillsynsbegäran.docx
+++ b/tillsyn/A 18009-2023 tillsynsbegäran.docx
@@ -344,7 +344,7 @@
     <w:r>
       <w:tab/>
       <w:tab/>
-      <w:t>2026-07-28</w:t>
+      <w:t>2026-07-29</w:t>
       <w:br/>
       <w:br/>
     </w:r>

--- a/tillsyn/A 18009-2023 tillsynsbegäran.docx
+++ b/tillsyn/A 18009-2023 tillsynsbegäran.docx
@@ -344,7 +344,7 @@
     <w:r>
       <w:tab/>
       <w:tab/>
-      <w:t>2026-07-29</w:t>
+      <w:t>2026-07-30</w:t>
       <w:br/>
       <w:br/>
     </w:r>

--- a/tillsyn/A 18009-2023 tillsynsbegäran.docx
+++ b/tillsyn/A 18009-2023 tillsynsbegäran.docx
@@ -344,7 +344,7 @@
     <w:r>
       <w:tab/>
       <w:tab/>
-      <w:t>2026-07-30</w:t>
+      <w:t>2026-07-31</w:t>
       <w:br/>
       <w:br/>
     </w:r>

--- a/tillsyn/A 18009-2023 tillsynsbegäran.docx
+++ b/tillsyn/A 18009-2023 tillsynsbegäran.docx
@@ -344,7 +344,7 @@
     <w:r>
       <w:tab/>
       <w:tab/>
-      <w:t>2026-07-31</w:t>
+      <w:t>2026-08-01</w:t>
       <w:br/>
       <w:br/>
     </w:r>

--- a/tillsyn/A 18009-2023 tillsynsbegäran.docx
+++ b/tillsyn/A 18009-2023 tillsynsbegäran.docx
@@ -344,7 +344,7 @@
     <w:r>
       <w:tab/>
       <w:tab/>
-      <w:t>2026-08-01</w:t>
+      <w:t>2026-08-02</w:t>
       <w:br/>
       <w:br/>
     </w:r>

--- a/tillsyn/A 18009-2023 tillsynsbegäran.docx
+++ b/tillsyn/A 18009-2023 tillsynsbegäran.docx
@@ -344,7 +344,7 @@
     <w:r>
       <w:tab/>
       <w:tab/>
-      <w:t>2026-08-02</w:t>
+      <w:t>2026-08-03</w:t>
       <w:br/>
       <w:br/>
     </w:r>

--- a/tillsyn/A 18009-2023 tillsynsbegäran.docx
+++ b/tillsyn/A 18009-2023 tillsynsbegäran.docx
@@ -344,7 +344,7 @@
     <w:r>
       <w:tab/>
       <w:tab/>
-      <w:t>2026-08-03</w:t>
+      <w:t>2026-08-05</w:t>
       <w:br/>
       <w:br/>
     </w:r>

--- a/tillsyn/A 18009-2023 tillsynsbegäran.docx
+++ b/tillsyn/A 18009-2023 tillsynsbegäran.docx
@@ -344,7 +344,7 @@
     <w:r>
       <w:tab/>
       <w:tab/>
-      <w:t>2026-08-05</w:t>
+      <w:t>2026-08-07</w:t>
       <w:br/>
       <w:br/>
     </w:r>

--- a/tillsyn/A 18009-2023 tillsynsbegäran.docx
+++ b/tillsyn/A 18009-2023 tillsynsbegäran.docx
@@ -344,7 +344,7 @@
     <w:r>
       <w:tab/>
       <w:tab/>
-      <w:t>2026-08-07</w:t>
+      <w:t>2026-08-08</w:t>
       <w:br/>
       <w:br/>
     </w:r>

--- a/tillsyn/A 18009-2023 tillsynsbegäran.docx
+++ b/tillsyn/A 18009-2023 tillsynsbegäran.docx
@@ -60,7 +60,7 @@
         <w:spacing w:after="240"/>
       </w:pPr>
       <w:r>
-        <w:t>Figur 1. Fyndplatser för naturvårdsarter i och inom 23 meter från avverkningsanmälan. Markörer utan svart kant är placerade på fyndplatsen. Markörer med svart kant är placerade vid sidan av fyndplatsen har ett svart streck som visar fyndplatsens exakta position. Kartans mittpunktskoordinat är N 6782672, E 495435 i SWEREF 99 TM.</w:t>
+        <w:t>Figur 1. Fyndplatser för naturvårdsarter i och inom 23 meter från avverkningsanmälan. Markörer utan svart kant är placerade på fyndplatsen. Markörer med svart kant är placerade vid sidan av fyndplatsen och har ett svart streck som visar fyndplatsens exakta position. Kartans mittpunktskoordinat är N 6782672, E 495435 i SWEREF 99 TM.</w:t>
       </w:r>
     </w:p>
     <w:p>
@@ -344,7 +344,7 @@
     <w:r>
       <w:tab/>
       <w:tab/>
-      <w:t>2026-08-14</w:t>
+      <w:t>2026-08-15</w:t>
       <w:br/>
       <w:br/>
     </w:r>

--- a/tillsyn/A 18009-2023 tillsynsbegäran.docx
+++ b/tillsyn/A 18009-2023 tillsynsbegäran.docx
@@ -344,7 +344,7 @@
     <w:r>
       <w:tab/>
       <w:tab/>
-      <w:t>2026-08-15</w:t>
+      <w:t>2026-08-16</w:t>
       <w:br/>
       <w:br/>
     </w:r>

--- a/tillsyn/A 18009-2023 tillsynsbegäran.docx
+++ b/tillsyn/A 18009-2023 tillsynsbegäran.docx
@@ -344,7 +344,7 @@
     <w:r>
       <w:tab/>
       <w:tab/>
-      <w:t>2026-08-16</w:t>
+      <w:t>2026-08-17</w:t>
       <w:br/>
       <w:br/>
     </w:r>

--- a/tillsyn/A 18009-2023 tillsynsbegäran.docx
+++ b/tillsyn/A 18009-2023 tillsynsbegäran.docx
@@ -344,7 +344,7 @@
     <w:r>
       <w:tab/>
       <w:tab/>
-      <w:t>2026-08-17</w:t>
+      <w:t>2026-08-18</w:t>
       <w:br/>
       <w:br/>
     </w:r>

--- a/tillsyn/A 18009-2023 tillsynsbegäran.docx
+++ b/tillsyn/A 18009-2023 tillsynsbegäran.docx
@@ -344,7 +344,7 @@
     <w:r>
       <w:tab/>
       <w:tab/>
-      <w:t>2026-08-18</w:t>
+      <w:t>2026-08-19</w:t>
       <w:br/>
       <w:br/>
     </w:r>

--- a/tillsyn/A 18009-2023 tillsynsbegäran.docx
+++ b/tillsyn/A 18009-2023 tillsynsbegäran.docx
@@ -344,7 +344,7 @@
     <w:r>
       <w:tab/>
       <w:tab/>
-      <w:t>2026-08-19</w:t>
+      <w:t>2026-08-20</w:t>
       <w:br/>
       <w:br/>
     </w:r>

--- a/tillsyn/A 18009-2023 tillsynsbegäran.docx
+++ b/tillsyn/A 18009-2023 tillsynsbegäran.docx
@@ -344,7 +344,7 @@
     <w:r>
       <w:tab/>
       <w:tab/>
-      <w:t>2026-08-20</w:t>
+      <w:t>2026-08-21</w:t>
       <w:br/>
       <w:br/>
     </w:r>

--- a/tillsyn/A 18009-2023 tillsynsbegäran.docx
+++ b/tillsyn/A 18009-2023 tillsynsbegäran.docx
@@ -344,7 +344,7 @@
     <w:r>
       <w:tab/>
       <w:tab/>
-      <w:t>2026-08-21</w:t>
+      <w:t>2026-08-22</w:t>
       <w:br/>
       <w:br/>
     </w:r>

--- a/tillsyn/A 18009-2023 tillsynsbegäran.docx
+++ b/tillsyn/A 18009-2023 tillsynsbegäran.docx
@@ -344,7 +344,7 @@
     <w:r>
       <w:tab/>
       <w:tab/>
-      <w:t>2026-08-22</w:t>
+      <w:t>2026-08-23</w:t>
       <w:br/>
       <w:br/>
     </w:r>

--- a/tillsyn/A 18009-2023 tillsynsbegäran.docx
+++ b/tillsyn/A 18009-2023 tillsynsbegäran.docx
@@ -344,7 +344,7 @@
     <w:r>
       <w:tab/>
       <w:tab/>
-      <w:t>2026-08-23</w:t>
+      <w:t>2026-08-24</w:t>
       <w:br/>
       <w:br/>
     </w:r>

--- a/tillsyn/A 18009-2023 tillsynsbegäran.docx
+++ b/tillsyn/A 18009-2023 tillsynsbegäran.docx
@@ -344,7 +344,7 @@
     <w:r>
       <w:tab/>
       <w:tab/>
-      <w:t>2026-08-24</w:t>
+      <w:t>2026-08-25</w:t>
       <w:br/>
       <w:br/>
     </w:r>

--- a/tillsyn/A 18009-2023 tillsynsbegäran.docx
+++ b/tillsyn/A 18009-2023 tillsynsbegäran.docx
@@ -344,7 +344,7 @@
     <w:r>
       <w:tab/>
       <w:tab/>
-      <w:t>2026-08-25</w:t>
+      <w:t>2026-08-26</w:t>
       <w:br/>
       <w:br/>
     </w:r>

--- a/tillsyn/A 18009-2023 tillsynsbegäran.docx
+++ b/tillsyn/A 18009-2023 tillsynsbegäran.docx
@@ -344,7 +344,7 @@
     <w:r>
       <w:tab/>
       <w:tab/>
-      <w:t>2026-08-26</w:t>
+      <w:t>2026-08-27</w:t>
       <w:br/>
       <w:br/>
     </w:r>

--- a/tillsyn/A 18009-2023 tillsynsbegäran.docx
+++ b/tillsyn/A 18009-2023 tillsynsbegäran.docx
@@ -344,7 +344,7 @@
     <w:r>
       <w:tab/>
       <w:tab/>
-      <w:t>2026-08-27</w:t>
+      <w:t>2026-08-28</w:t>
       <w:br/>
       <w:br/>
     </w:r>

--- a/tillsyn/A 18009-2023 tillsynsbegäran.docx
+++ b/tillsyn/A 18009-2023 tillsynsbegäran.docx
@@ -344,7 +344,7 @@
     <w:r>
       <w:tab/>
       <w:tab/>
-      <w:t>2026-08-28</w:t>
+      <w:t>2026-08-29</w:t>
       <w:br/>
       <w:br/>
     </w:r>

--- a/tillsyn/A 18009-2023 tillsynsbegäran.docx
+++ b/tillsyn/A 18009-2023 tillsynsbegäran.docx
@@ -344,7 +344,7 @@
     <w:r>
       <w:tab/>
       <w:tab/>
-      <w:t>2026-08-29</w:t>
+      <w:t>2026-08-31</w:t>
       <w:br/>
       <w:br/>
     </w:r>

--- a/tillsyn/A 18009-2023 tillsynsbegäran.docx
+++ b/tillsyn/A 18009-2023 tillsynsbegäran.docx
@@ -344,7 +344,7 @@
     <w:r>
       <w:tab/>
       <w:tab/>
-      <w:t>2026-08-31</w:t>
+      <w:t>2026-09-01</w:t>
       <w:br/>
       <w:br/>
     </w:r>

--- a/tillsyn/A 18009-2023 tillsynsbegäran.docx
+++ b/tillsyn/A 18009-2023 tillsynsbegäran.docx
@@ -344,7 +344,7 @@
     <w:r>
       <w:tab/>
       <w:tab/>
-      <w:t>2026-09-01</w:t>
+      <w:t>2026-09-02</w:t>
       <w:br/>
       <w:br/>
     </w:r>

--- a/tillsyn/A 18009-2023 tillsynsbegäran.docx
+++ b/tillsyn/A 18009-2023 tillsynsbegäran.docx
@@ -344,7 +344,7 @@
     <w:r>
       <w:tab/>
       <w:tab/>
-      <w:t>2026-09-02</w:t>
+      <w:t>2026-09-03</w:t>
       <w:br/>
       <w:br/>
     </w:r>

--- a/tillsyn/A 18009-2023 tillsynsbegäran.docx
+++ b/tillsyn/A 18009-2023 tillsynsbegäran.docx
@@ -344,7 +344,7 @@
     <w:r>
       <w:tab/>
       <w:tab/>
-      <w:t>2026-09-03</w:t>
+      <w:t>2026-09-04</w:t>
       <w:br/>
       <w:br/>
     </w:r>

--- a/tillsyn/A 18009-2023 tillsynsbegäran.docx
+++ b/tillsyn/A 18009-2023 tillsynsbegäran.docx
@@ -344,7 +344,7 @@
     <w:r>
       <w:tab/>
       <w:tab/>
-      <w:t>2026-09-04</w:t>
+      <w:t>2026-09-05</w:t>
       <w:br/>
       <w:br/>
     </w:r>

--- a/tillsyn/A 18009-2023 tillsynsbegäran.docx
+++ b/tillsyn/A 18009-2023 tillsynsbegäran.docx
@@ -344,7 +344,7 @@
     <w:r>
       <w:tab/>
       <w:tab/>
-      <w:t>2026-09-05</w:t>
+      <w:t>2026-09-06</w:t>
       <w:br/>
       <w:br/>
     </w:r>

--- a/tillsyn/A 18009-2023 tillsynsbegäran.docx
+++ b/tillsyn/A 18009-2023 tillsynsbegäran.docx
@@ -344,7 +344,7 @@
     <w:r>
       <w:tab/>
       <w:tab/>
-      <w:t>2026-09-06</w:t>
+      <w:t>2026-09-07</w:t>
       <w:br/>
       <w:br/>
     </w:r>

--- a/tillsyn/A 18009-2023 tillsynsbegäran.docx
+++ b/tillsyn/A 18009-2023 tillsynsbegäran.docx
@@ -344,7 +344,7 @@
     <w:r>
       <w:tab/>
       <w:tab/>
-      <w:t>2026-09-07</w:t>
+      <w:t>2026-09-08</w:t>
       <w:br/>
       <w:br/>
     </w:r>

--- a/tillsyn/A 18009-2023 tillsynsbegäran.docx
+++ b/tillsyn/A 18009-2023 tillsynsbegäran.docx
@@ -344,7 +344,7 @@
     <w:r>
       <w:tab/>
       <w:tab/>
-      <w:t>2026-09-08</w:t>
+      <w:t>2026-09-09</w:t>
       <w:br/>
       <w:br/>
     </w:r>

--- a/tillsyn/A 18009-2023 tillsynsbegäran.docx
+++ b/tillsyn/A 18009-2023 tillsynsbegäran.docx
@@ -344,7 +344,7 @@
     <w:r>
       <w:tab/>
       <w:tab/>
-      <w:t>2026-09-09</w:t>
+      <w:t>2026-09-10</w:t>
       <w:br/>
       <w:br/>
     </w:r>

--- a/tillsyn/A 18009-2023 tillsynsbegäran.docx
+++ b/tillsyn/A 18009-2023 tillsynsbegäran.docx
@@ -344,7 +344,7 @@
     <w:r>
       <w:tab/>
       <w:tab/>
-      <w:t>2026-09-10</w:t>
+      <w:t>2026-09-11</w:t>
       <w:br/>
       <w:br/>
     </w:r>

--- a/tillsyn/A 18009-2023 tillsynsbegäran.docx
+++ b/tillsyn/A 18009-2023 tillsynsbegäran.docx
@@ -344,7 +344,7 @@
     <w:r>
       <w:tab/>
       <w:tab/>
-      <w:t>2026-09-11</w:t>
+      <w:t>2026-09-12</w:t>
       <w:br/>
       <w:br/>
     </w:r>

--- a/tillsyn/A 18009-2023 tillsynsbegäran.docx
+++ b/tillsyn/A 18009-2023 tillsynsbegäran.docx
@@ -344,7 +344,7 @@
     <w:r>
       <w:tab/>
       <w:tab/>
-      <w:t>2026-09-12</w:t>
+      <w:t>2026-09-13</w:t>
       <w:br/>
       <w:br/>
     </w:r>
